--- a/GIT COMMANDS.docx
+++ b/GIT COMMANDS.docx
@@ -10,7 +10,15 @@
     <w:p/>
     <w:p>
       <w:r>
-        <w:t>Command: git init -&gt; initializes the new git repository which is empty.</w:t>
+        <w:t xml:space="preserve">Command: git </w:t>
+      </w:r>
+      <w:proofErr w:type="spellStart"/>
+      <w:r>
+        <w:t>init</w:t>
+      </w:r>
+      <w:proofErr w:type="spellEnd"/>
+      <w:r>
+        <w:t xml:space="preserve"> -&gt; initializes the new git repository which is empty.</w:t>
       </w:r>
     </w:p>
     <w:p>
@@ -399,7 +407,15 @@
     </w:p>
     <w:p>
       <w:r>
-        <w:t>GIT CONFIG: Following are the commands to config the name and the email address for the github.</w:t>
+        <w:t xml:space="preserve">GIT CONFIG: Following are the commands to config the name and the email address for the </w:t>
+      </w:r>
+      <w:proofErr w:type="spellStart"/>
+      <w:r>
+        <w:t>github</w:t>
+      </w:r>
+      <w:proofErr w:type="spellEnd"/>
+      <w:r>
+        <w:t>.</w:t>
       </w:r>
     </w:p>
     <w:p>
@@ -662,7 +678,23 @@
     </w:p>
     <w:p>
       <w:r>
-        <w:t>Also “git checkout -b anotherBranch” would switch the branch to anotherBranch and create that branch.</w:t>
+        <w:t xml:space="preserve">Also “git checkout -b </w:t>
+      </w:r>
+      <w:proofErr w:type="spellStart"/>
+      <w:r>
+        <w:t>anotherBranch</w:t>
+      </w:r>
+      <w:proofErr w:type="spellEnd"/>
+      <w:r>
+        <w:t xml:space="preserve">” would switch the branch to </w:t>
+      </w:r>
+      <w:proofErr w:type="spellStart"/>
+      <w:r>
+        <w:t>anotherBranch</w:t>
+      </w:r>
+      <w:proofErr w:type="spellEnd"/>
+      <w:r>
+        <w:t xml:space="preserve"> and create that branch.</w:t>
       </w:r>
     </w:p>
     <w:p>
@@ -860,7 +892,15 @@
     <w:p/>
     <w:p>
       <w:r>
-        <w:t>Command “git –oneline” is used to check the HEAD version of the branch in which it currently is.</w:t>
+        <w:t>Command “git –</w:t>
+      </w:r>
+      <w:proofErr w:type="spellStart"/>
+      <w:r>
+        <w:t>oneline</w:t>
+      </w:r>
+      <w:proofErr w:type="spellEnd"/>
+      <w:r>
+        <w:t>” is used to check the HEAD version of the branch in which it currently is.</w:t>
       </w:r>
     </w:p>
     <w:p>
@@ -913,7 +953,15 @@
     </w:p>
     <w:p>
       <w:r>
-        <w:t>In this case head is pointing to the commit, instead of pointing to any of the branch or any other commit. Pointing the head to some commit as shown below using the ref name:</w:t>
+        <w:t xml:space="preserve">In this case head is pointing to the commit, instead of pointing to any of the branch or any other commit. Pointing the head to some commit as shown below using the </w:t>
+      </w:r>
+      <w:proofErr w:type="gramStart"/>
+      <w:r>
+        <w:t>ref</w:t>
+      </w:r>
+      <w:proofErr w:type="gramEnd"/>
+      <w:r>
+        <w:t xml:space="preserve"> name:</w:t>
       </w:r>
     </w:p>
     <w:p>
@@ -1293,7 +1341,15 @@
     <w:p/>
     <w:p>
       <w:r>
-        <w:t>There is one UI available for the GIT which is GitKraken Client as:</w:t>
+        <w:t xml:space="preserve">There is one UI available for the GIT which is </w:t>
+      </w:r>
+      <w:proofErr w:type="spellStart"/>
+      <w:r>
+        <w:t>GitKraken</w:t>
+      </w:r>
+      <w:proofErr w:type="spellEnd"/>
+      <w:r>
+        <w:t xml:space="preserve"> Client as:</w:t>
       </w:r>
     </w:p>
     <w:p>
@@ -1342,7 +1398,15 @@
     <w:p>
       <w:r>
         <w:lastRenderedPageBreak/>
-        <w:t>Importing the project to the GitKraken Client:</w:t>
+        <w:t xml:space="preserve">Importing the project to the </w:t>
+      </w:r>
+      <w:proofErr w:type="spellStart"/>
+      <w:r>
+        <w:t>GitKraken</w:t>
+      </w:r>
+      <w:proofErr w:type="spellEnd"/>
+      <w:r>
+        <w:t xml:space="preserve"> Client:</w:t>
       </w:r>
     </w:p>
     <w:p>
@@ -1499,7 +1563,20 @@
     </w:p>
     <w:p>
       <w:r>
-        <w:t>git commit –amend -m“sign up..” as shown below:</w:t>
+        <w:t>git commit –amend -</w:t>
+      </w:r>
+      <w:proofErr w:type="spellStart"/>
+      <w:proofErr w:type="gramStart"/>
+      <w:r>
+        <w:t>m“</w:t>
+      </w:r>
+      <w:proofErr w:type="gramEnd"/>
+      <w:r>
+        <w:t>sign</w:t>
+      </w:r>
+      <w:proofErr w:type="spellEnd"/>
+      <w:r>
+        <w:t xml:space="preserve"> up..” as shown below:</w:t>
       </w:r>
     </w:p>
     <w:p>
@@ -1547,7 +1624,15 @@
     <w:p/>
     <w:p>
       <w:r>
-        <w:t>“git log” will display the updated commit message as shown below:</w:t>
+        <w:t>“</w:t>
+      </w:r>
+      <w:proofErr w:type="gramStart"/>
+      <w:r>
+        <w:t>git</w:t>
+      </w:r>
+      <w:proofErr w:type="gramEnd"/>
+      <w:r>
+        <w:t xml:space="preserve"> log” will display the updated commit message as shown below:</w:t>
       </w:r>
     </w:p>
     <w:p>
@@ -1596,7 +1681,23 @@
     <w:p/>
     <w:p>
       <w:r>
-        <w:t>“git log --oneLine” would display the one line message for the commit as shown below:</w:t>
+        <w:t>“</w:t>
+      </w:r>
+      <w:proofErr w:type="gramStart"/>
+      <w:r>
+        <w:t>git</w:t>
+      </w:r>
+      <w:proofErr w:type="gramEnd"/>
+      <w:r>
+        <w:t xml:space="preserve"> log --</w:t>
+      </w:r>
+      <w:proofErr w:type="spellStart"/>
+      <w:r>
+        <w:t>oneLine</w:t>
+      </w:r>
+      <w:proofErr w:type="spellEnd"/>
+      <w:r>
+        <w:t>” would display the one line message for the commit as shown below:</w:t>
       </w:r>
     </w:p>
     <w:p>
@@ -1643,8 +1744,31 @@
     </w:p>
     <w:p/>
     <w:p>
-      <w:r>
-        <w:t>“.gitignore” If we place any code in this file, that files or folders would be ignored. For example: we have added the following files and also added the following code in the “.gitignore” file as:</w:t>
+      <w:proofErr w:type="gramStart"/>
+      <w:r>
+        <w:t>“.</w:t>
+      </w:r>
+      <w:proofErr w:type="spellStart"/>
+      <w:r>
+        <w:t>gitignore</w:t>
+      </w:r>
+      <w:proofErr w:type="spellEnd"/>
+      <w:proofErr w:type="gramEnd"/>
+      <w:r>
+        <w:t xml:space="preserve">” If we place any code in this file, that files or folders would be ignored. For example: we have added the following files and also added the following code in the </w:t>
+      </w:r>
+      <w:proofErr w:type="gramStart"/>
+      <w:r>
+        <w:t>“.</w:t>
+      </w:r>
+      <w:proofErr w:type="spellStart"/>
+      <w:r>
+        <w:t>gitignore</w:t>
+      </w:r>
+      <w:proofErr w:type="spellEnd"/>
+      <w:proofErr w:type="gramEnd"/>
+      <w:r>
+        <w:t>” file as:</w:t>
       </w:r>
     </w:p>
     <w:p/>
@@ -1698,7 +1822,20 @@
     <w:p/>
     <w:p>
       <w:r>
-        <w:t>“cat .gitignore” contains the following code:</w:t>
+        <w:t>“</w:t>
+      </w:r>
+      <w:proofErr w:type="gramStart"/>
+      <w:r>
+        <w:t>cat .</w:t>
+      </w:r>
+      <w:proofErr w:type="spellStart"/>
+      <w:r>
+        <w:t>gitignore</w:t>
+      </w:r>
+      <w:proofErr w:type="spellEnd"/>
+      <w:proofErr w:type="gramEnd"/>
+      <w:r>
+        <w:t>” contains the following code:</w:t>
       </w:r>
     </w:p>
     <w:p>
@@ -1747,7 +1884,20 @@
     <w:p/>
     <w:p>
       <w:r>
-        <w:t>“git status” would be clean when code is added in the “.gitignore” file.</w:t>
+        <w:t xml:space="preserve">“git status” would be clean when code is added in the </w:t>
+      </w:r>
+      <w:proofErr w:type="gramStart"/>
+      <w:r>
+        <w:t>“.</w:t>
+      </w:r>
+      <w:proofErr w:type="spellStart"/>
+      <w:r>
+        <w:t>gitignore</w:t>
+      </w:r>
+      <w:proofErr w:type="spellEnd"/>
+      <w:proofErr w:type="gramEnd"/>
+      <w:r>
+        <w:t>” file.</w:t>
       </w:r>
     </w:p>
     <w:p>
@@ -2397,17 +2547,41 @@
     </w:p>
     <w:p>
       <w:r>
-        <w:t>“git diff” which shows the difference between all the files.</w:t>
-      </w:r>
-    </w:p>
-    <w:p>
-      <w:r>
-        <w:t>“git diff &lt;FILE_NAME&gt;” which shows the difference for the specific file</w:t>
-      </w:r>
-    </w:p>
-    <w:p>
-      <w:r>
-        <w:t>“git diff --staged” shows the difference between the files that are in staging.</w:t>
+        <w:t>“</w:t>
+      </w:r>
+      <w:proofErr w:type="gramStart"/>
+      <w:r>
+        <w:t>git</w:t>
+      </w:r>
+      <w:proofErr w:type="gramEnd"/>
+      <w:r>
+        <w:t xml:space="preserve"> diff” which shows the difference between all the files.</w:t>
+      </w:r>
+    </w:p>
+    <w:p>
+      <w:r>
+        <w:t>“</w:t>
+      </w:r>
+      <w:proofErr w:type="gramStart"/>
+      <w:r>
+        <w:t>git</w:t>
+      </w:r>
+      <w:proofErr w:type="gramEnd"/>
+      <w:r>
+        <w:t xml:space="preserve"> diff &lt;FILE_NAME&gt;” which shows the difference for the specific file</w:t>
+      </w:r>
+    </w:p>
+    <w:p>
+      <w:r>
+        <w:t>“</w:t>
+      </w:r>
+      <w:proofErr w:type="gramStart"/>
+      <w:r>
+        <w:t>git</w:t>
+      </w:r>
+      <w:proofErr w:type="gramEnd"/>
+      <w:r>
+        <w:t xml:space="preserve"> diff --staged” shows the difference between the files that are in staging.</w:t>
       </w:r>
     </w:p>
     <w:p/>
@@ -2419,12 +2593,28 @@
     <w:p>
       <w:r>
         <w:lastRenderedPageBreak/>
-        <w:t>“git diff &lt;OLD_ONE&gt;..&lt;NEW_ONE&gt;”</w:t>
-      </w:r>
-    </w:p>
-    <w:p>
-      <w:r>
-        <w:t>“git diff 9288..9000”</w:t>
+        <w:t>“git diff &lt;OLD_ONE</w:t>
+      </w:r>
+      <w:proofErr w:type="gramStart"/>
+      <w:r>
+        <w:t>&gt;..</w:t>
+      </w:r>
+      <w:proofErr w:type="gramEnd"/>
+      <w:r>
+        <w:t>&lt;NEW_ONE&gt;”</w:t>
+      </w:r>
+    </w:p>
+    <w:p>
+      <w:r>
+        <w:t xml:space="preserve">“git diff </w:t>
+      </w:r>
+      <w:proofErr w:type="gramStart"/>
+      <w:r>
+        <w:t>9288..</w:t>
+      </w:r>
+      <w:proofErr w:type="gramEnd"/>
+      <w:r>
+        <w:t>9000”</w:t>
       </w:r>
     </w:p>
     <w:p>
@@ -2670,7 +2860,15 @@
     <w:p/>
     <w:p>
       <w:r>
-        <w:t>“git stash” would put the files in the main memory and working tree would be clean.</w:t>
+        <w:t>“</w:t>
+      </w:r>
+      <w:proofErr w:type="gramStart"/>
+      <w:r>
+        <w:t>git</w:t>
+      </w:r>
+      <w:proofErr w:type="gramEnd"/>
+      <w:r>
+        <w:t xml:space="preserve"> stash” would put the files in the main memory and working tree would be clean.</w:t>
       </w:r>
     </w:p>
     <w:p>
@@ -2771,7 +2969,15 @@
     </w:p>
     <w:p>
       <w:r>
-        <w:t>“git stash list” to list the stash changes:</w:t>
+        <w:t>“</w:t>
+      </w:r>
+      <w:proofErr w:type="gramStart"/>
+      <w:r>
+        <w:t>git</w:t>
+      </w:r>
+      <w:proofErr w:type="gramEnd"/>
+      <w:r>
+        <w:t xml:space="preserve"> stash list” to list the stash changes:</w:t>
       </w:r>
     </w:p>
     <w:p>
@@ -2968,7 +3174,15 @@
     </w:p>
     <w:p>
       <w:r>
-        <w:t>“git stash apply” will pick the last change and execute the pop command on that as well.</w:t>
+        <w:t>“</w:t>
+      </w:r>
+      <w:proofErr w:type="gramStart"/>
+      <w:r>
+        <w:t>git</w:t>
+      </w:r>
+      <w:proofErr w:type="gramEnd"/>
+      <w:r>
+        <w:t xml:space="preserve"> stash apply” will pick the last change and execute the pop command on that as well.</w:t>
       </w:r>
     </w:p>
     <w:p>
@@ -3352,7 +3566,23 @@
           <w:b/>
           <w:bCs/>
         </w:rPr>
-        <w:t>To see the exact changes, we need to use “git stash show -p stash@{0}”.</w:t>
+        <w:t>To see the exact changes, we need to use “git stash show -p stash</w:t>
+      </w:r>
+      <w:proofErr w:type="gramStart"/>
+      <w:r>
+        <w:rPr>
+          <w:b/>
+          <w:bCs/>
+        </w:rPr>
+        <w:t>@{</w:t>
+      </w:r>
+      <w:proofErr w:type="gramEnd"/>
+      <w:r>
+        <w:rPr>
+          <w:b/>
+          <w:bCs/>
+        </w:rPr>
+        <w:t>0}”.</w:t>
       </w:r>
     </w:p>
     <w:p>
@@ -3837,7 +4067,15 @@
     </w:p>
     <w:p>
       <w:r>
-        <w:t>To make the file unstaged, you need to use the “restore” command:</w:t>
+        <w:t xml:space="preserve">To make the file </w:t>
+      </w:r>
+      <w:proofErr w:type="spellStart"/>
+      <w:r>
+        <w:t>unstaged</w:t>
+      </w:r>
+      <w:proofErr w:type="spellEnd"/>
+      <w:r>
+        <w:t>, you need to use the “restore” command:</w:t>
       </w:r>
     </w:p>
     <w:p>
@@ -3885,7 +4123,15 @@
     <w:p/>
     <w:p>
       <w:r>
-        <w:t>Using the command “git status” we can see that file is in unstaged:</w:t>
+        <w:t xml:space="preserve">Using the command “git status” we can see that file is in </w:t>
+      </w:r>
+      <w:proofErr w:type="spellStart"/>
+      <w:r>
+        <w:t>unstaged</w:t>
+      </w:r>
+      <w:proofErr w:type="spellEnd"/>
+      <w:r>
+        <w:t>:</w:t>
       </w:r>
     </w:p>
     <w:p>
@@ -3933,7 +4179,15 @@
     <w:p/>
     <w:p>
       <w:r>
-        <w:t>To discard from the unstaged, following command needs to be used:</w:t>
+        <w:t xml:space="preserve">To discard from the </w:t>
+      </w:r>
+      <w:proofErr w:type="spellStart"/>
+      <w:r>
+        <w:t>unstaged</w:t>
+      </w:r>
+      <w:proofErr w:type="spellEnd"/>
+      <w:r>
+        <w:t>, following command needs to be used:</w:t>
       </w:r>
     </w:p>
     <w:p>
@@ -4076,7 +4330,15 @@
     <w:p>
       <w:r>
         <w:lastRenderedPageBreak/>
-        <w:t>To remove both the files, we need to use the following command “git restore –staged --worktree”:</w:t>
+        <w:t>To remove both the files, we need to use the following command “git restore –staged --</w:t>
+      </w:r>
+      <w:proofErr w:type="spellStart"/>
+      <w:r>
+        <w:t>worktree</w:t>
+      </w:r>
+      <w:proofErr w:type="spellEnd"/>
+      <w:r>
+        <w:t>”:</w:t>
       </w:r>
     </w:p>
     <w:p>
@@ -4124,7 +4386,15 @@
     <w:p/>
     <w:p>
       <w:r>
-        <w:t>“git restore .” also do the same:</w:t>
+        <w:t xml:space="preserve">“git </w:t>
+      </w:r>
+      <w:proofErr w:type="gramStart"/>
+      <w:r>
+        <w:t>restore .</w:t>
+      </w:r>
+      <w:proofErr w:type="gramEnd"/>
+      <w:r>
+        <w:t>” also do the same:</w:t>
       </w:r>
     </w:p>
     <w:p>
@@ -4272,7 +4542,23 @@
     <w:p/>
     <w:p>
       <w:r>
-        <w:t>“git restore .” will come back to the master again. And, we can see the contents of the file movies.txt.</w:t>
+        <w:t xml:space="preserve">“git </w:t>
+      </w:r>
+      <w:proofErr w:type="gramStart"/>
+      <w:r>
+        <w:t>restore .</w:t>
+      </w:r>
+      <w:proofErr w:type="gramEnd"/>
+      <w:r>
+        <w:t xml:space="preserve">” will come back to the master again. </w:t>
+      </w:r>
+      <w:proofErr w:type="gramStart"/>
+      <w:r>
+        <w:t>And,</w:t>
+      </w:r>
+      <w:proofErr w:type="gramEnd"/>
+      <w:r>
+        <w:t xml:space="preserve"> we can see the contents of the file movies.txt.</w:t>
       </w:r>
     </w:p>
     <w:p>
@@ -4321,7 +4607,15 @@
     <w:p>
       <w:r>
         <w:lastRenderedPageBreak/>
-        <w:t>To check all the files on that source, we need to use the “git restore –source=244hv .”</w:t>
+        <w:t>To check all the files on that source, we need to use the “git restore –source=244</w:t>
+      </w:r>
+      <w:proofErr w:type="gramStart"/>
+      <w:r>
+        <w:t>hv .</w:t>
+      </w:r>
+      <w:proofErr w:type="gramEnd"/>
+      <w:r>
+        <w:t>”</w:t>
       </w:r>
     </w:p>
     <w:p>
@@ -4576,7 +4870,15 @@
     <w:p/>
     <w:p>
       <w:r>
-        <w:t>With the GIT RESTORE, we can check the photo of previous commit and also moves the files to the specific commit and can make a new commit as well, but if you want to delete the commit history for a particular branch, then we need to use the GIT RESET.</w:t>
+        <w:t xml:space="preserve">With the GIT RESTORE, we can check the photo of previous commit </w:t>
+      </w:r>
+      <w:proofErr w:type="gramStart"/>
+      <w:r>
+        <w:t>and also</w:t>
+      </w:r>
+      <w:proofErr w:type="gramEnd"/>
+      <w:r>
+        <w:t xml:space="preserve"> moves the files to the specific commit and can make a new commit as well, but if you want to delete the commit history for a particular branch, then we need to use the GIT RESET.</w:t>
       </w:r>
     </w:p>
     <w:p>
@@ -4667,7 +4969,15 @@
     <w:p>
       <w:r>
         <w:lastRenderedPageBreak/>
-        <w:t>You have added the file to staged and want to get that back to the unstaged one, then we can use the following:</w:t>
+        <w:t xml:space="preserve">You have added the file to staged and want to get that back to the </w:t>
+      </w:r>
+      <w:proofErr w:type="spellStart"/>
+      <w:r>
+        <w:t>unstaged</w:t>
+      </w:r>
+      <w:proofErr w:type="spellEnd"/>
+      <w:r>
+        <w:t xml:space="preserve"> one, then we can use the following:</w:t>
       </w:r>
     </w:p>
     <w:p>
@@ -5075,10 +5385,23 @@
     </w:p>
     <w:p>
       <w:r>
-        <w:t xml:space="preserve">But –mixed, undo the commit and also sends out the changes in the </w:t>
-      </w:r>
-      <w:r>
-        <w:t>unstaged area.</w:t>
+        <w:t xml:space="preserve">But –mixed, undo the commit </w:t>
+      </w:r>
+      <w:proofErr w:type="gramStart"/>
+      <w:r>
+        <w:t>and also</w:t>
+      </w:r>
+      <w:proofErr w:type="gramEnd"/>
+      <w:r>
+        <w:t xml:space="preserve"> sends out the changes in the </w:t>
+      </w:r>
+      <w:proofErr w:type="spellStart"/>
+      <w:r>
+        <w:t>unstaged</w:t>
+      </w:r>
+      <w:proofErr w:type="spellEnd"/>
+      <w:r>
+        <w:t xml:space="preserve"> area.</w:t>
       </w:r>
     </w:p>
     <w:p>
@@ -5662,8 +5985,13 @@
     </w:p>
     <w:p/>
     <w:p>
-      <w:r>
-        <w:t xml:space="preserve">Again we have added the same files to check </w:t>
+      <w:proofErr w:type="gramStart"/>
+      <w:r>
+        <w:t>Again</w:t>
+      </w:r>
+      <w:proofErr w:type="gramEnd"/>
+      <w:r>
+        <w:t xml:space="preserve"> we have added the same files to check </w:t>
       </w:r>
       <w:r>
         <w:t>the other restore command.</w:t>
@@ -5714,7 +6042,15 @@
     <w:p/>
     <w:p>
       <w:r>
-        <w:t>--soft will move all the staged changes from that commit to the previous commit  and move the head to that previous commit, unlike –hard, which would discard all edits.</w:t>
+        <w:t xml:space="preserve">--soft will move all the staged changes from that commit to the previous </w:t>
+      </w:r>
+      <w:proofErr w:type="gramStart"/>
+      <w:r>
+        <w:t>commit  and</w:t>
+      </w:r>
+      <w:proofErr w:type="gramEnd"/>
+      <w:r>
+        <w:t xml:space="preserve"> move the head to that previous commit, unlike –hard, which would discard all edits.</w:t>
       </w:r>
     </w:p>
     <w:p>
@@ -5805,7 +6141,31 @@
     <w:p/>
     <w:p>
       <w:r>
-        <w:t>For –mixed, we don’t need to specify the mixed in the command and HEAD is reset to the previous commit and changes has been moved to the unstaged files and unstaged and staged would move to the the untrack one.</w:t>
+        <w:t xml:space="preserve">For –mixed, we don’t need to specify the mixed in the command and HEAD is reset to the previous commit and changes has been moved to the </w:t>
+      </w:r>
+      <w:proofErr w:type="spellStart"/>
+      <w:r>
+        <w:t>unstaged</w:t>
+      </w:r>
+      <w:proofErr w:type="spellEnd"/>
+      <w:r>
+        <w:t xml:space="preserve"> files and </w:t>
+      </w:r>
+      <w:proofErr w:type="spellStart"/>
+      <w:r>
+        <w:t>unstaged</w:t>
+      </w:r>
+      <w:proofErr w:type="spellEnd"/>
+      <w:r>
+        <w:t xml:space="preserve"> and staged would move to the </w:t>
+      </w:r>
+      <w:proofErr w:type="spellStart"/>
+      <w:r>
+        <w:t>the</w:t>
+      </w:r>
+      <w:proofErr w:type="spellEnd"/>
+      <w:r>
+        <w:t xml:space="preserve"> untrack one.</w:t>
       </w:r>
     </w:p>
     <w:p>
@@ -5899,7 +6259,13 @@
     <w:p/>
     <w:p>
       <w:r>
-        <w:t>GIT REVERT: not changing the commit history and want to undo the changes, then revert need to use which would create a new commit.</w:t>
+        <w:t xml:space="preserve">GIT </w:t>
+      </w:r>
+      <w:r>
+        <w:t>re</w:t>
+      </w:r>
+      <w:r>
+        <w:t>: not changing the commit history and want to undo the changes, then revert need to use which would create a new commit.</w:t>
       </w:r>
     </w:p>
     <w:p/>
@@ -5969,12 +6335,21 @@
           <w:iCs/>
         </w:rPr>
       </w:pPr>
+      <w:proofErr w:type="gramStart"/>
       <w:r>
         <w:rPr>
           <w:i/>
           <w:iCs/>
         </w:rPr>
-        <w:t>So we can use ‘git revert’</w:t>
+        <w:t>So</w:t>
+      </w:r>
+      <w:proofErr w:type="gramEnd"/>
+      <w:r>
+        <w:rPr>
+          <w:i/>
+          <w:iCs/>
+        </w:rPr>
+        <w:t xml:space="preserve"> we can use ‘git revert’</w:t>
       </w:r>
     </w:p>
     <w:p>
@@ -6022,7 +6397,15 @@
     <w:p/>
     <w:p>
       <w:r>
-        <w:t>Which branch we need to undo, for that hashcode we need to give in the revert.</w:t>
+        <w:t xml:space="preserve">Which branch we need to undo, for that </w:t>
+      </w:r>
+      <w:proofErr w:type="spellStart"/>
+      <w:r>
+        <w:t>hashcode</w:t>
+      </w:r>
+      <w:proofErr w:type="spellEnd"/>
+      <w:r>
+        <w:t xml:space="preserve"> we need to give in the revert.</w:t>
       </w:r>
     </w:p>
     <w:p>
@@ -6125,12 +6508,33 @@
       </w:r>
       <w:r>
         <w:br/>
-        <w:t>Like for ‘git status’ we can use the ‘git st’ using alias.</w:t>
-      </w:r>
-    </w:p>
-    <w:p>
-      <w:r>
-        <w:t>Go to the home directory and need to open the .gitconfig file.</w:t>
+        <w:t xml:space="preserve">Like for ‘git status’ we can use the ‘git </w:t>
+      </w:r>
+      <w:proofErr w:type="spellStart"/>
+      <w:r>
+        <w:t>st</w:t>
+      </w:r>
+      <w:proofErr w:type="spellEnd"/>
+      <w:r>
+        <w:t>’ using alias.</w:t>
+      </w:r>
+    </w:p>
+    <w:p>
+      <w:r>
+        <w:t xml:space="preserve">Go to the home directory and need to open </w:t>
+      </w:r>
+      <w:proofErr w:type="gramStart"/>
+      <w:r>
+        <w:t>the .</w:t>
+      </w:r>
+      <w:proofErr w:type="spellStart"/>
+      <w:r>
+        <w:t>gitconfig</w:t>
+      </w:r>
+      <w:proofErr w:type="spellEnd"/>
+      <w:proofErr w:type="gramEnd"/>
+      <w:r>
+        <w:t xml:space="preserve"> file.</w:t>
       </w:r>
     </w:p>
     <w:p>
@@ -6183,9 +6587,16 @@
           <w:numId w:val="3"/>
         </w:numPr>
       </w:pPr>
-      <w:r>
-        <w:t>nano .gitconfig</w:t>
-      </w:r>
+      <w:proofErr w:type="gramStart"/>
+      <w:r>
+        <w:t>nano .</w:t>
+      </w:r>
+      <w:proofErr w:type="spellStart"/>
+      <w:r>
+        <w:t>gitconfig</w:t>
+      </w:r>
+      <w:proofErr w:type="spellEnd"/>
+      <w:proofErr w:type="gramEnd"/>
     </w:p>
     <w:p>
       <w:r>
@@ -6237,7 +6648,15 @@
     </w:p>
     <w:p>
       <w:r>
-        <w:t>Now ‘git st’ gives the same output as ‘git status’:</w:t>
+        <w:t xml:space="preserve">Now ‘git </w:t>
+      </w:r>
+      <w:proofErr w:type="spellStart"/>
+      <w:r>
+        <w:t>st</w:t>
+      </w:r>
+      <w:proofErr w:type="spellEnd"/>
+      <w:r>
+        <w:t>’ gives the same output as ‘git status’:</w:t>
       </w:r>
     </w:p>
     <w:p>
@@ -6470,7 +6889,15 @@
     <w:p/>
     <w:p>
       <w:r>
-        <w:t>To write “git status” as ‘gst’, then you need to do the following:</w:t>
+        <w:t>To write “git status” as ‘</w:t>
+      </w:r>
+      <w:proofErr w:type="spellStart"/>
+      <w:r>
+        <w:t>gst</w:t>
+      </w:r>
+      <w:proofErr w:type="spellEnd"/>
+      <w:r>
+        <w:t>’, then you need to do the following:</w:t>
       </w:r>
     </w:p>
     <w:p>
@@ -6517,8 +6944,18 @@
     </w:p>
     <w:p>
       <w:r>
-        <w:t>Opening the file .bashrc</w:t>
-      </w:r>
+        <w:t xml:space="preserve">Opening the </w:t>
+      </w:r>
+      <w:proofErr w:type="gramStart"/>
+      <w:r>
+        <w:t>file .</w:t>
+      </w:r>
+      <w:proofErr w:type="spellStart"/>
+      <w:r>
+        <w:t>bashrc</w:t>
+      </w:r>
+      <w:proofErr w:type="spellEnd"/>
+      <w:proofErr w:type="gramEnd"/>
       <w:r>
         <w:t>, and at the end add the command:</w:t>
       </w:r>
@@ -6580,8 +7017,18 @@
           <w:numId w:val="3"/>
         </w:numPr>
       </w:pPr>
-      <w:r>
-        <w:t xml:space="preserve">source .bashrc </w:t>
+      <w:proofErr w:type="gramStart"/>
+      <w:r>
+        <w:t>source .</w:t>
+      </w:r>
+      <w:proofErr w:type="spellStart"/>
+      <w:r>
+        <w:t>bashrc</w:t>
+      </w:r>
+      <w:proofErr w:type="spellEnd"/>
+      <w:proofErr w:type="gramEnd"/>
+      <w:r>
+        <w:t xml:space="preserve"> </w:t>
       </w:r>
     </w:p>
     <w:p>
